--- a/M044_ETE_supplement_v1_0.docx
+++ b/M044_ETE_supplement_v1_0.docx
@@ -424,7 +424,51 @@
         <w:spacing w:after="120" w:before="0" w:line="360"/>
       </w:pPr>
       <w:r>
-        <w:t xml:space="preserve">The legacy </w:t>
+        <w:t xml:space="preserve">For the M044 data-freeze pass, the primary endpoint is </w:t>
+      </w:r>
+      <w:r>
+        <w:rPr>
+          <w:rFonts w:ascii="Courier New" w:cs="Courier New" w:eastAsia="Courier New" w:hAnsi="Courier New"/>
+          <w:sz w:val="20"/>
+          <w:szCs w:val="20"/>
+        </w:rPr>
+        <w:t xml:space="preserve">recurrence_path_proven IS TRUE AND NOT COALESCE(is_implausible_date_quarantine, FALSE)</w:t>
+      </w:r>
+      <w:r>
+        <w:t xml:space="preserve">. This excludes 24 raw path-proven rows whose recurrence date predates first surgery (14 </w:t>
+      </w:r>
+      <w:r>
+        <w:rPr>
+          <w:rFonts w:ascii="Courier New" w:cs="Courier New" w:eastAsia="Courier New" w:hAnsi="Courier New"/>
+          <w:sz w:val="20"/>
+          <w:szCs w:val="20"/>
+        </w:rPr>
+        <w:t xml:space="preserve">structural_confirmed</w:t>
+      </w:r>
+      <w:r>
+        <w:t xml:space="preserve">, 10 </w:t>
+      </w:r>
+      <w:r>
+        <w:rPr>
+          <w:rFonts w:ascii="Courier New" w:cs="Courier New" w:eastAsia="Courier New" w:hAnsi="Courier New"/>
+          <w:sz w:val="20"/>
+          <w:szCs w:val="20"/>
+        </w:rPr>
+        <w:t xml:space="preserve">llm_path_keyword</w:t>
+      </w:r>
+      <w:r>
+        <w:t xml:space="preserve">). The imaging-only endpoint is </w:t>
+      </w:r>
+      <w:r>
+        <w:rPr>
+          <w:rFonts w:ascii="Courier New" w:cs="Courier New" w:eastAsia="Courier New" w:hAnsi="Courier New"/>
+          <w:sz w:val="20"/>
+          <w:szCs w:val="20"/>
+        </w:rPr>
+        <w:t xml:space="preserve">recurrence_status_final='imaging_only_unconfirmed'</w:t>
+      </w:r>
+      <w:r>
+        <w:t xml:space="preserve">; the composite endpoint is primary path-proven OR imaging-only-unconfirmed. The legacy </w:t>
       </w:r>
       <w:r>
         <w:rPr>
@@ -446,7 +490,7 @@
         <w:t xml:space="preserve">structural_recurrence_flag</w:t>
       </w:r>
       <w:r>
-        <w:t xml:space="preserve"> (n=1,819) in the cohort view do not match the canonical resolution. Of the 503 legacy any-recurrence cases, 318 have </w:t>
+        <w:t xml:space="preserve"> (n=1,817) in the cohort view do not match the canonical resolution. Of the 503 legacy any-recurrence cases, 316 have </w:t>
       </w:r>
       <w:r>
         <w:rPr>
@@ -457,7 +501,7 @@
         <w:t xml:space="preserve">recurrence_status_final='none'</w:t>
       </w:r>
       <w:r>
-        <w:t xml:space="preserve"> and no canonical evidence; of the 1,819 structural-flag cases, 1,467 have </w:t>
+        <w:t xml:space="preserve"> and no canonical evidence; of the 1,817 structural-flag cases, 1,659 have </w:t>
       </w:r>
       <w:r>
         <w:rPr>
@@ -798,7 +842,7 @@
         <w:spacing w:after="120" w:before="0" w:line="360"/>
       </w:pPr>
       <w:r>
-        <w:t xml:space="preserve">Notes. Six microscopic-ETE rows have unknown size and are excluded. The microscopic ETE &gt;4 cm cell (5.6%) is the highest microscopic-ETE recurrence rate in any size stratum; this is consistent with prior literature reporting that mETE prognostic effect strengthens in larger tumors.</w:t>
+        <w:t xml:space="preserve">Notes. Six microscopic-ETE rows have unknown size and are excluded. The microscopic ETE &gt;4 cm cell (6.7%) is the highest microscopic-ETE recurrence rate in any size stratum; this is consistent with prior literature reporting that mETE prognostic effect strengthens in larger tumors.</w:t>
       </w:r>
     </w:p>
     <w:p>
@@ -877,7 +921,7 @@
         <w:spacing w:after="120" w:before="0" w:line="360"/>
       </w:pPr>
       <w:r>
-        <w:t xml:space="preserve">Within the 3,212 patients with non-missing surgery date in 1999–2024, the gross-vs-microscopic ETE contrast on path-proven recurrence is preserved. Detailed counts available in </w:t>
+        <w:t xml:space="preserve">Within the 4,090 cohort rows with first surgery date in 1999–2024, and the 3,717 strict-DTC three-level model-complete rows in that window, the gross-vs-microscopic ETE contrast on primary path-proven recurrence is preserved. Detailed counts are available in </w:t>
       </w:r>
       <w:r>
         <w:rPr>
@@ -888,7 +932,18 @@
         <w:t xml:space="preserve">M044_ETE_analysis.sql</w:t>
       </w:r>
       <w:r>
-        <w:t xml:space="preserve"> query 8.</w:t>
+        <w:t xml:space="preserve"> query 8 and </w:t>
+      </w:r>
+      <w:r>
+        <w:rPr>
+          <w:rFonts w:ascii="Courier New" w:cs="Courier New" w:eastAsia="Courier New" w:hAnsi="Courier New"/>
+          <w:sz w:val="20"/>
+          <w:szCs w:val="20"/>
+        </w:rPr>
+        <w:t xml:space="preserve">M044_DATA_FREEZE_2026-05-01_motherduck_sync.md</w:t>
+      </w:r>
+      <w:r>
+        <w:t xml:space="preserve">.</w:t>
       </w:r>
     </w:p>
     <w:p>
@@ -1045,7 +1100,7 @@
         <w:t xml:space="preserve">followup_years = 0</w:t>
       </w:r>
       <w:r>
-        <w:t xml:space="preserve"> reduces the cohort to 2,728 patients. The path-proven recurrence rates remain qualitatively unchanged: microscopic 0.71/100PY, gross 1.76/100PY, no/negative 1.71/100PY (Supplement Table S3).</w:t>
+        <w:t xml:space="preserve"> reduces the cohort to 2,728 patients. The primary path-proven recurrence rates remain qualitatively unchanged: microscopic 0.96/100PY, gross 2.49/100PY, no/negative 2.43/100PY (Supplement Table S3).</w:t>
       </w:r>
     </w:p>
     <w:p>
@@ -1060,7 +1115,58 @@
         <w:t xml:space="preserve">S3.2 Surgery-date restriction.</w:t>
       </w:r>
       <w:r>
-        <w:t xml:space="preserve"> Restricting to 3,212 patients with surgery dates in 1999–2024 preserves the gross-vs-microscopic ETE contrast and removes 916 patients (914 missing dates + 2 pre-1999 outliers).</w:t>
+        <w:t xml:space="preserve"> Restricting to the </w:t>
+      </w:r>
+      <w:r>
+        <w:rPr>
+          <w:b/>
+          <w:bCs/>
+        </w:rPr>
+        <w:t xml:space="preserve">`surg_date_1999_2024`</w:t>
+      </w:r>
+      <w:r>
+        <w:t xml:space="preserve"> calendar-flag subset on </w:t>
+      </w:r>
+      <w:r>
+        <w:rPr>
+          <w:b/>
+          <w:bCs/>
+        </w:rPr>
+        <w:t xml:space="preserve">`canonical_patient_master.surg_first_date`</w:t>
+      </w:r>
+      <w:r>
+        <w:t xml:space="preserve"> (mig_258; post–mig_254 lineage — see </w:t>
+      </w:r>
+      <w:r>
+        <w:rPr>
+          <w:b/>
+          <w:bCs/>
+        </w:rPr>
+        <w:t xml:space="preserve">`scripts/m044_validate_canonical_v1_runner.py`</w:t>
+      </w:r>
+      <w:r>
+        <w:t xml:space="preserve"> QUERY </w:t>
+      </w:r>
+      <w:r>
+        <w:rPr>
+          <w:rFonts w:ascii="Courier New" w:cs="Courier New" w:eastAsia="Courier New" w:hAnsi="Courier New"/>
+          <w:sz w:val="20"/>
+          <w:szCs w:val="20"/>
+        </w:rPr>
+        <w:t xml:space="preserve">surgery_date_lineage</w:t>
+      </w:r>
+      <w:r>
+        <w:t xml:space="preserve"> and workbook Supplement </w:t>
+      </w:r>
+      <w:r>
+        <w:rPr>
+          <w:b/>
+          <w:bCs/>
+        </w:rPr>
+        <w:t xml:space="preserve">S2_surgery_date_1999_2024</w:t>
+      </w:r>
+      <w:r>
+        <w:t xml:space="preserve">) preserves the gross-vs-microscopic contrast. The live extract has 4,128/4,128 non-missing surgery dates, 4,090 rows in the 1999–2024 window, and 3,717 strict-DTC three-level model-complete rows in that window.</w:t>
       </w:r>
     </w:p>
     <w:p>
@@ -1101,7 +1207,7 @@
         <w:t xml:space="preserve">any_recurrence_flag</w:t>
       </w:r>
       <w:r>
-        <w:t xml:space="preserve"> model produces inflated event counts (n=503 vs path-proven n=145). The gross-vs-microscopic OR is smaller under the legacy flag (consistent with legacy-flag noise diluting the contrast). The structural-recurrence-flag is not used in any analysis.</w:t>
+        <w:t xml:space="preserve"> model produces inflated event counts (n=503 vs primary path-proven n=204). Raw path-proven recurrence has 228 events before quarantine exclusion; 24 implausible-date rows are excluded from the primary endpoint. The gross-vs-microscopic OR is smaller under the legacy flag (consistent with legacy-flag noise diluting the contrast). The structural-recurrence-flag is not used in any analysis.</w:t>
       </w:r>
     </w:p>
     <w:p>
@@ -1234,7 +1340,7 @@
         <w:spacing w:after="120" w:before="0" w:line="360"/>
       </w:pPr>
       <w:r>
-        <w:t xml:space="preserve">Our cohort contributes to this evidence base by (1) using a strict dual-track recurrence ascertainment, (2) using cleaned source-tracked ETE labeling with explicit handling of present-ungraded and missing categories, and (3) modeling lymphatic and vascular invasion separately with retained missing categories. The path-proven recurrence rate gradient (microscopic 2.3% &lt;&lt; gross 5.8%) and the size-stratified microscopic-ETE recurrence pattern (1.1% at ≤1 cm rising to 5.6% at &gt;4 cm) are consistent with the systematic-review consensus.</w:t>
+        <w:t xml:space="preserve">Our cohort contributes to this evidence base by (1) using a strict dual-track recurrence ascertainment, (2) using cleaned source-tracked ETE labeling with explicit handling of present-ungraded and missing categories, and (3) modeling lymphatic and vascular invasion separately with retained missing categories. The primary path-proven recurrence rate gradient (microscopic 3.1% &lt;&lt; gross 8.3%) and the size-stratified microscopic-ETE recurrence pattern (1.7% at ≤1 cm rising to 6.7% at &gt;4 cm) are consistent with the systematic-review consensus.</w:t>
       </w:r>
     </w:p>
     <w:p>
